--- a/policies/build/sop_record_masters/AAC/SOP_AAC.2.d_e_bed_availability_and_prioritization.docx
+++ b/policies/build/sop_record_masters/AAC/SOP_AAC.2.d_e_bed_availability_and_prioritization.docx
@@ -42,7 +42,7 @@
           </w:p>
           <w:p>
             <w:r>
-              <w:t>This SOP explains two related things: what happens when no bed is available, and how clinical urgency decides who is seen first. If you're new to this SOP: both decisions have to follow the documented criteria, not individual judgement alone, and both have to be logged.</w:t>
+              <w:t>This SOP explains two related things: what happens when no bed is available, including if the backup plan also fails, and how clinical urgency decides who is seen first. If you're new to this SOP: both decisions have to follow the documented criteria, not individual judgement alone, and both have to be logged — including when a patient declines the offered alternative.</w:t>
             </w:r>
           </w:p>
         </w:tc>
@@ -208,7 +208,7 @@
     </w:p>
     <w:p>
       <w:r>
-        <w:t>This SOP sets out how «Hospital Name» manages patients when beds are not available, and how access to services is prioritized according to clinical need rather than order of arrival, payment ability, or any other non-clinical factor.</w:t>
+        <w:t>This SOP sets out how «Hospital Name» manages patients when beds are not available — including escalation when the first alternative also fails — and how access to services is prioritized according to clinical need using a named, documented urgency criterion, rather than order of arrival, payment ability, or any other non-clinical factor.</w:t>
       </w:r>
     </w:p>
     <w:p>
@@ -221,7 +221,7 @@
     </w:p>
     <w:p>
       <w:r>
-        <w:t>This SOP applies to the admission desk, the «Medical Superintendent», and every clinician making an admission or prioritization decision.</w:t>
+        <w:t>This SOP applies to the admission desk, the «Medical Superintendent», and every clinician or triage staff member making an admission or prioritization decision.</w:t>
       </w:r>
     </w:p>
     <w:p>
@@ -240,7 +240,7 @@
         <w:t xml:space="preserve">Medical Superintendent: </w:t>
       </w:r>
       <w:r>
-        <w:t>maintains the bed-non-availability protocol and the clinical-prioritization criteria.</w:t>
+        <w:t>maintains the bed-non-availability protocol and the clinical-prioritization criteria, and is the final escalation point when the first alternative also fails.</w:t>
       </w:r>
     </w:p>
     <w:p>
@@ -248,10 +248,10 @@
         <w:rPr>
           <w:b/>
         </w:rPr>
-        <w:t xml:space="preserve">Treating Clinician: </w:t>
+        <w:t xml:space="preserve">Treating Clinician / Triage Staff: </w:t>
       </w:r>
       <w:r>
-        <w:t>applies clinical-urgency criteria when deciding who is seen or admitted first.</w:t>
+        <w:t>apply the documented clinical-urgency criteria when deciding who is seen or admitted first.</w:t>
       </w:r>
     </w:p>
     <w:p>
@@ -262,7 +262,7 @@
         <w:t xml:space="preserve">Admission Desk Staff: </w:t>
       </w:r>
       <w:r>
-        <w:t>follow the documented bed-non-availability protocol and log every instance.</w:t>
+        <w:t>follow the documented bed-non-availability protocol, inform the patient or family of the situation and the options, and log every instance.</w:t>
       </w:r>
     </w:p>
     <w:p>
@@ -278,7 +278,7 @@
         <w:pStyle w:val="Heading2"/>
       </w:pPr>
       <w:r>
-        <w:t>4.1 Manage bed non-availability</w:t>
+        <w:t>4.1 Manage bed non-availability, including when the first alternative fails</w:t>
       </w:r>
     </w:p>
     <w:p>
@@ -289,17 +289,27 @@
         <w:t xml:space="preserve">Why this step matters: </w:t>
       </w:r>
       <w:r>
-        <w:t>A patient turned away or diverted with no documented protocol is a decision made case-by-case under pressure — a written protocol is what makes the response consistent and defensible.</w:t>
+        <w:t>A patient turned away or diverted with no documented protocol is a decision made case-by-case under pressure — a written protocol, including what happens if the first option doesn't work either, is what makes the response consistent and defensible.</w:t>
       </w:r>
     </w:p>
     <w:p>
       <w:r>
-        <w:t>1. When no bed is available, the admission desk follows the documented protocol: hold in a designated observation/waiting area, arrange transfer to an identified alternate facility, or escalate to the Medical Superintendent, in that order of preference.</w:t>
+        <w:t>1. When no bed is available, the admission desk follows the documented protocol, in order of preference: (1) hold in a designated observation/waiting area with appropriate clinical oversight, (2) arrange transfer to an identified alternate facility, (3) escalate to the Medical Superintendent.</w:t>
       </w:r>
     </w:p>
     <w:p>
       <w:r>
-        <w:t>2. Every instance of bed non-availability and the action taken is logged. (Record 1)</w:t>
+        <w:t>2. If the identified alternate facility also cannot accept the patient, the admission desk escalates to the Medical Superintendent immediately for a next-best option, rather than repeating the same call to the same facility.</w:t>
+      </w:r>
+    </w:p>
+    <w:p>
+      <w:r>
+        <w:t>3. The patient or family is told what is happening and the options available; if they decline a proposed alternative and choose to wait, that is recorded as an informed decision, not left undocumented.</w:t>
+      </w:r>
+    </w:p>
+    <w:p>
+      <w:r>
+        <w:t>4. Every instance of bed non-availability and the action taken is logged. (Record 1)</w:t>
       </w:r>
     </w:p>
     <w:p>
@@ -318,17 +328,51 @@
         <w:t xml:space="preserve">Why this step matters: </w:t>
       </w:r>
       <w:r>
-        <w:t>First-come-first-served breaks down the moment a genuinely urgent patient arrives behind a routine one — clinical urgency, not arrival order, is the standard this requirement sets.</w:t>
+        <w:t>First-come-first-served breaks down the moment a genuinely urgent patient arrives behind a routine one — clinical urgency, assessed against a named criterion rather than individual judgement alone, is the standard this requirement sets.</w:t>
       </w:r>
     </w:p>
     <w:p>
       <w:r>
-        <w:t>1. Access to services is prioritized using a documented clinical-urgency criterion (e.g. emergency, urgent, routine), applied by the treating clinician or triage staff.</w:t>
+        <w:t>1. Access to services is prioritized using a documented clinical-urgency criterion — «the hospital's own three-tier Emergency / Urgent / Routine criterion, or an adopted external scale such as the Emergency Severity Index (ESI)» — applied by the treating clinician or triage staff.</w:t>
       </w:r>
     </w:p>
     <w:p>
       <w:r>
-        <w:t>2. The prioritization decision and its clinical basis are recorded for emergency and urgent cases. (Record 2)</w:t>
+        <w:t>2. The prioritization decision and its clinical basis are recorded for emergency and urgent cases.</w:t>
+      </w:r>
+    </w:p>
+    <w:p>
+      <w:r>
+        <w:t>3. The prioritization criterion itself is reviewed at least annually to confirm it is still being applied consistently. (Record 2)</w:t>
+      </w:r>
+    </w:p>
+    <w:p>
+      <w:r>
+        <w:rPr>
+          <w:b/>
+          <w:i/>
+        </w:rPr>
+        <w:t xml:space="preserve">Technical source(s) for these steps: </w:t>
+      </w:r>
+    </w:p>
+    <w:p>
+      <w:pPr>
+        <w:pStyle w:val="ListParagraph"/>
+      </w:pPr>
+      <w:r>
+        <w:t xml:space="preserve">Agency for Healthcare Research and Quality. (2012). </w:t>
+      </w:r>
+      <w:hyperlink r:id="rId9">
+        <w:r>
+          <w:rPr>
+            <w:color w:val="0563C1"/>
+            <w:u w:val="single"/>
+          </w:rPr>
+          <w:t>Emergency Severity Index (ESI): A Triage Tool for Emergency Department Care, Version 4, Implementation Handbook (AHRQ Pub. No. 12-0014)</w:t>
+        </w:r>
+      </w:hyperlink>
+      <w:r>
+        <w:t>. A five-level triage scale offered as an adoptable external benchmark for clinical-urgency categorisation; NABH does not itself mandate a specific triage scale.</w:t>
       </w:r>
     </w:p>
     <w:p>
@@ -383,7 +427,7 @@
       <w:r>
         <w:t xml:space="preserve">National Accreditation Board for Hospitals and Healthcare Providers. (2022). Standards for Small Healthcare Organisations (3rd ed.). </w:t>
       </w:r>
-      <w:hyperlink r:id="rId9">
+      <w:hyperlink r:id="rId10">
         <w:r>
           <w:rPr>
             <w:color w:val="0563C1"/>

--- a/policies/build/sop_record_masters/AAC/SOP_AAC.2.d_e_bed_availability_and_prioritization.docx
+++ b/policies/build/sop_record_masters/AAC/SOP_AAC.2.d_e_bed_availability_and_prioritization.docx
@@ -358,6 +358,7 @@
     <w:p>
       <w:pPr>
         <w:pStyle w:val="ListParagraph"/>
+        <w:spacing w:after="200" w:before="40"/>
       </w:pPr>
       <w:r>
         <w:t xml:space="preserve">Agency for Healthcare Research and Quality. (2012). </w:t>
@@ -423,6 +424,7 @@
     <w:p>
       <w:pPr>
         <w:pStyle w:val="ListParagraph"/>
+        <w:spacing w:after="200" w:before="40"/>
       </w:pPr>
       <w:r>
         <w:t xml:space="preserve">National Accreditation Board for Hospitals and Healthcare Providers. (2022). Standards for Small Healthcare Organisations (3rd ed.). </w:t>

--- a/policies/build/sop_record_masters/AAC/SOP_AAC.2.d_e_bed_availability_and_prioritization.docx
+++ b/policies/build/sop_record_masters/AAC/SOP_AAC.2.d_e_bed_availability_and_prioritization.docx
@@ -358,10 +358,11 @@
     <w:p>
       <w:pPr>
         <w:pStyle w:val="ListParagraph"/>
-        <w:spacing w:after="200" w:before="40"/>
+        <w:spacing w:after="240" w:before="80"/>
+        <w:contextualSpacing w:val="0"/>
       </w:pPr>
       <w:r>
-        <w:t xml:space="preserve">Agency for Healthcare Research and Quality. (2012). </w:t>
+        <w:t xml:space="preserve">• Agency for Healthcare Research and Quality. (2012). </w:t>
       </w:r>
       <w:hyperlink r:id="rId9">
         <w:r>
@@ -424,10 +425,11 @@
     <w:p>
       <w:pPr>
         <w:pStyle w:val="ListParagraph"/>
-        <w:spacing w:after="200" w:before="40"/>
+        <w:spacing w:after="240" w:before="80"/>
+        <w:contextualSpacing w:val="0"/>
       </w:pPr>
       <w:r>
-        <w:t xml:space="preserve">National Accreditation Board for Hospitals and Healthcare Providers. (2022). Standards for Small Healthcare Organisations (3rd ed.). </w:t>
+        <w:t xml:space="preserve">• National Accreditation Board for Hospitals and Healthcare Providers. (2022). Standards for Small Healthcare Organisations (3rd ed.). </w:t>
       </w:r>
       <w:hyperlink r:id="rId10">
         <w:r>

--- a/policies/build/sop_record_masters/AAC/SOP_AAC.2.d_e_bed_availability_and_prioritization.docx
+++ b/policies/build/sop_record_masters/AAC/SOP_AAC.2.d_e_bed_availability_and_prioritization.docx
@@ -14,40 +14,9 @@
     </w:p>
     <w:p>
       <w:r>
-        <w:t>«Hospital Name» — Supports AAC.2.d</w:t>
+        <w:t>«Hospital Name» — SOP-AAC.2.d — Version 1.0</w:t>
       </w:r>
     </w:p>
-    <w:p/>
-    <w:tbl>
-      <w:tblPr>
-        <w:tblStyle w:val="TableGrid"/>
-        <w:tblW w:type="auto" w:w="0"/>
-        <w:tblLook w:firstColumn="1" w:firstRow="1" w:lastColumn="0" w:lastRow="0" w:noHBand="0" w:noVBand="1" w:val="04A0"/>
-      </w:tblPr>
-      <w:tblGrid>
-        <w:gridCol w:w="8640"/>
-      </w:tblGrid>
-      <w:tr>
-        <w:tc>
-          <w:tcPr>
-            <w:tcW w:type="dxa" w:w="8640"/>
-          </w:tcPr>
-          <w:p>
-            <w:r>
-              <w:rPr>
-                <w:b/>
-              </w:rPr>
-              <w:t>Why does this SOP exist? (read this first if you're new)</w:t>
-            </w:r>
-          </w:p>
-          <w:p>
-            <w:r>
-              <w:t>This SOP explains two related things: what happens when no bed is available, including if the backup plan also fails, and how clinical urgency decides who is seen first. If you're new to this SOP: both decisions have to follow the documented criteria, not individual judgement alone, and both have to be logged — including when a patient declines the offered alternative.</w:t>
-            </w:r>
-          </w:p>
-        </w:tc>
-      </w:tr>
-    </w:tbl>
     <w:p/>
     <w:tbl>
       <w:tblPr>
@@ -62,9 +31,6 @@
         <w:gridCol w:w="2160"/>
       </w:tblGrid>
       <w:tr>
-        <w:trPr>
-          <w:cantSplit/>
-        </w:trPr>
         <w:tc>
           <w:tcPr>
             <w:tcW w:type="dxa" w:w="2160"/>
@@ -81,7 +47,7 @@
           </w:tcPr>
           <w:p>
             <w:r>
-              <w:t>«Hospital to define»</w:t>
+              <w:t>SOP-AAC.2.d</w:t>
             </w:r>
           </w:p>
         </w:tc>
@@ -107,9 +73,6 @@
         </w:tc>
       </w:tr>
       <w:tr>
-        <w:trPr>
-          <w:cantSplit/>
-        </w:trPr>
         <w:tc>
           <w:tcPr>
             <w:tcW w:type="dxa" w:w="2160"/>
@@ -151,51 +114,6 @@
           </w:p>
         </w:tc>
       </w:tr>
-      <w:tr>
-        <w:trPr>
-          <w:cantSplit/>
-        </w:trPr>
-        <w:tc>
-          <w:tcPr>
-            <w:tcW w:type="dxa" w:w="2160"/>
-          </w:tcPr>
-          <w:p>
-            <w:r>
-              <w:t>Prepared By</w:t>
-            </w:r>
-          </w:p>
-        </w:tc>
-        <w:tc>
-          <w:tcPr>
-            <w:tcW w:type="dxa" w:w="2160"/>
-          </w:tcPr>
-          <w:p>
-            <w:r>
-              <w:t>Quality Coordinator   Name: ________   Signature: ________</w:t>
-            </w:r>
-          </w:p>
-        </w:tc>
-        <w:tc>
-          <w:tcPr>
-            <w:tcW w:type="dxa" w:w="2160"/>
-          </w:tcPr>
-          <w:p>
-            <w:r>
-              <w:t>Approved By</w:t>
-            </w:r>
-          </w:p>
-        </w:tc>
-        <w:tc>
-          <w:tcPr>
-            <w:tcW w:type="dxa" w:w="2160"/>
-          </w:tcPr>
-          <w:p>
-            <w:r>
-              <w:t>Medical Superintendent   Name: ________   Signature: ________</w:t>
-            </w:r>
-          </w:p>
-        </w:tc>
-      </w:tr>
     </w:tbl>
     <w:p/>
     <w:p>
@@ -206,9 +124,78 @@
         <w:t>1. Purpose</w:t>
       </w:r>
     </w:p>
+    <w:tbl>
+      <w:tblPr>
+        <w:tblStyle w:val="TableGrid"/>
+        <w:tblW w:type="auto" w:w="0"/>
+        <w:tblLook w:firstColumn="1" w:firstRow="1" w:lastColumn="0" w:lastRow="0" w:noHBand="0" w:noVBand="1" w:val="04A0"/>
+      </w:tblPr>
+      <w:tblGrid>
+        <w:gridCol w:w="8640"/>
+      </w:tblGrid>
+      <w:tr>
+        <w:tc>
+          <w:tcPr>
+            <w:tcW w:type="dxa" w:w="8640"/>
+          </w:tcPr>
+          <w:p>
+            <w:r>
+              <w:t>This SOP sets out how «Hospital Name» manages patients when beds are not available -- including escalation when the first alternative also fails -- and how access to services is prioritized by clinical need using a named, documented urgency criterion, rather than order of arrival, payment ability, or any other non-clinical factor.</w:t>
+            </w:r>
+          </w:p>
+        </w:tc>
+      </w:tr>
+    </w:tbl>
+    <w:p/>
+    <w:tbl>
+      <w:tblPr>
+        <w:tblStyle w:val="TableGrid"/>
+        <w:tblW w:type="auto" w:w="0"/>
+        <w:tblLook w:firstColumn="1" w:firstRow="1" w:lastColumn="0" w:lastRow="0" w:noHBand="0" w:noVBand="1" w:val="04A0"/>
+      </w:tblPr>
+      <w:tblGrid>
+        <w:gridCol w:w="8640"/>
+      </w:tblGrid>
+      <w:tr>
+        <w:tc>
+          <w:tcPr>
+            <w:tcW w:type="dxa" w:w="8640"/>
+          </w:tcPr>
+          <w:p>
+            <w:r>
+              <w:t>No bed is available and the one alternate facility the admission desk tries also can't take the patient. This SOP is what gets that escalated to the Medical Superintendent for a next-best option immediately, instead of the same failed call being repeated.</w:t>
+            </w:r>
+          </w:p>
+        </w:tc>
+      </w:tr>
+    </w:tbl>
+    <w:p/>
+    <w:tbl>
+      <w:tblPr>
+        <w:tblStyle w:val="TableGrid"/>
+        <w:tblW w:type="auto" w:w="0"/>
+        <w:tblLook w:firstColumn="1" w:firstRow="1" w:lastColumn="0" w:lastRow="0" w:noHBand="0" w:noVBand="1" w:val="04A0"/>
+      </w:tblPr>
+      <w:tblGrid>
+        <w:gridCol w:w="8640"/>
+      </w:tblGrid>
+      <w:tr>
+        <w:tc>
+          <w:tcPr>
+            <w:tcW w:type="dxa" w:w="8640"/>
+          </w:tcPr>
+          <w:p>
+            <w:r>
+              <w:t>We do this because a patient turned away with no documented protocol is a decision made case-by-case under pressure, and first-come-first-served breaks down the moment a genuinely urgent patient arrives behind a routine one. A written protocol and a named urgency criterion are what keep that decision consistent and fair.</w:t>
+            </w:r>
+          </w:p>
+        </w:tc>
+      </w:tr>
+    </w:tbl>
+    <w:p/>
     <w:p>
       <w:r>
-        <w:t>This SOP sets out how «Hospital Name» manages patients when beds are not available — including escalation when the first alternative also fails — and how access to services is prioritized according to clinical need using a named, documented urgency criterion, rather than order of arrival, payment ability, or any other non-clinical factor.</w:t>
+        <w:t>To define how «Hospital Name» manages bed non-availability, including escalation when the first alternative fails, and prioritizes access to services by documented clinical urgency.</w:t>
       </w:r>
     </w:p>
     <w:p>
@@ -221,7 +208,18 @@
     </w:p>
     <w:p>
       <w:r>
-        <w:t>This SOP applies to the admission desk, the «Medical Superintendent», and every clinician or triage staff member making an admission or prioritization decision.</w:t>
+        <w:rPr>
+          <w:i/>
+        </w:rPr>
+        <w:t xml:space="preserve">Why: </w:t>
+      </w:r>
+      <w:r>
+        <w:t>so the admission desk and every clinician making a prioritization call use the same documented criteria, not individual judgement alone.</w:t>
+      </w:r>
+    </w:p>
+    <w:p>
+      <w:r>
+        <w:t>Applies to the admission desk, the Medical Superintendent, and every clinician or triage staff member making an admission or prioritization decision.</w:t>
       </w:r>
     </w:p>
     <w:p>
@@ -235,12 +233,23 @@
     <w:p>
       <w:r>
         <w:rPr>
+          <w:i/>
+        </w:rPr>
+        <w:t xml:space="preserve">Why: </w:t>
+      </w:r>
+      <w:r>
+        <w:t>a bed-shortage decision made without a documented protocol, or an urgency call made without a named criterion, cannot be reviewed or defended later.</w:t>
+      </w:r>
+    </w:p>
+    <w:p>
+      <w:r>
+        <w:rPr>
           <w:b/>
         </w:rPr>
         <w:t xml:space="preserve">Medical Superintendent: </w:t>
       </w:r>
       <w:r>
-        <w:t>maintains the bed-non-availability protocol and the clinical-prioritization criteria, and is the final escalation point when the first alternative also fails.</w:t>
+        <w:t>Maintains the bed-non-availability protocol and the clinical-prioritization criteria, and is the final escalation point when the first alternative also fails.</w:t>
       </w:r>
     </w:p>
     <w:p>
@@ -251,7 +260,7 @@
         <w:t xml:space="preserve">Treating Clinician / Triage Staff: </w:t>
       </w:r>
       <w:r>
-        <w:t>apply the documented clinical-urgency criteria when deciding who is seen or admitted first.</w:t>
+        <w:t>Apply the documented clinical-urgency criteria when deciding who is seen or admitted first.</w:t>
       </w:r>
     </w:p>
     <w:p>
@@ -262,7 +271,7 @@
         <w:t xml:space="preserve">Admission Desk Staff: </w:t>
       </w:r>
       <w:r>
-        <w:t>follow the documented bed-non-availability protocol, inform the patient or family of the situation and the options, and log every instance.</w:t>
+        <w:t>Follow the documented bed-non-availability protocol, inform the patient or family of the situation and the options, and log every instance.</w:t>
       </w:r>
     </w:p>
     <w:p>
@@ -270,7 +279,7 @@
         <w:pStyle w:val="Heading1"/>
       </w:pPr>
       <w:r>
-        <w:t>4. Procedure</w:t>
+        <w:t>4. What to do</w:t>
       </w:r>
     </w:p>
     <w:p>
@@ -278,38 +287,38 @@
         <w:pStyle w:val="Heading2"/>
       </w:pPr>
       <w:r>
-        <w:t>4.1 Manage bed non-availability, including when the first alternative fails</w:t>
+        <w:t>Manage bed non-availability, including when the first alternative fails</w:t>
       </w:r>
     </w:p>
     <w:p>
       <w:r>
         <w:rPr>
-          <w:b/>
+          <w:i/>
         </w:rPr>
-        <w:t xml:space="preserve">Why this step matters: </w:t>
+        <w:t xml:space="preserve">Why: </w:t>
       </w:r>
       <w:r>
-        <w:t>A patient turned away or diverted with no documented protocol is a decision made case-by-case under pressure — a written protocol, including what happens if the first option doesn't work either, is what makes the response consistent and defensible.</w:t>
+        <w:t>A patient turned away or diverted with no documented protocol is a decision made case-by-case under pressure -- a written protocol, including what happens if the first option doesn't work either, is what makes the response consistent and defensible.</w:t>
       </w:r>
     </w:p>
     <w:p>
       <w:r>
-        <w:t>1. When no bed is available, the admission desk follows the documented protocol, in order of preference: (1) hold in a designated observation/waiting area with appropriate clinical oversight, (2) arrange transfer to an identified alternate facility, (3) escalate to the Medical Superintendent.</w:t>
+        <w:t>When no bed is available, the admission desk follows the documented protocol, in order of preference: hold in a designated observation/waiting area with appropriate clinical oversight, arrange transfer to an identified alternate facility, or escalate to the Medical Superintendent.</w:t>
       </w:r>
     </w:p>
     <w:p>
       <w:r>
-        <w:t>2. If the identified alternate facility also cannot accept the patient, the admission desk escalates to the Medical Superintendent immediately for a next-best option, rather than repeating the same call to the same facility.</w:t>
+        <w:t>If the identified alternate facility also cannot accept the patient, the admission desk escalates to the Medical Superintendent immediately for a next-best option, rather than repeating the same call to the same facility.</w:t>
       </w:r>
     </w:p>
     <w:p>
       <w:r>
-        <w:t>3. The patient or family is told what is happening and the options available; if they decline a proposed alternative and choose to wait, that is recorded as an informed decision, not left undocumented.</w:t>
+        <w:t>The patient or family is told what is happening and the options available; if they decline a proposed alternative and choose to wait, that is recorded as an informed decision, not left undocumented.</w:t>
       </w:r>
     </w:p>
     <w:p>
       <w:r>
-        <w:t>4. Every instance of bed non-availability and the action taken is logged. (Record 1)</w:t>
+        <w:t>Every instance of bed non-availability and the action taken is logged.</w:t>
       </w:r>
     </w:p>
     <w:p>
@@ -317,64 +326,33 @@
         <w:pStyle w:val="Heading2"/>
       </w:pPr>
       <w:r>
-        <w:t>4.2 Prioritize access by clinical need</w:t>
+        <w:t>Prioritize access by clinical need</w:t>
       </w:r>
     </w:p>
     <w:p>
       <w:r>
         <w:rPr>
-          <w:b/>
+          <w:i/>
         </w:rPr>
-        <w:t xml:space="preserve">Why this step matters: </w:t>
+        <w:t xml:space="preserve">Why: </w:t>
       </w:r>
       <w:r>
-        <w:t>First-come-first-served breaks down the moment a genuinely urgent patient arrives behind a routine one — clinical urgency, assessed against a named criterion rather than individual judgement alone, is the standard this requirement sets.</w:t>
+        <w:t>First-come-first-served breaks down the moment a genuinely urgent patient arrives behind a routine one -- clinical urgency, assessed against a named criterion rather than individual judgement alone, is the standard this requirement sets.</w:t>
       </w:r>
     </w:p>
     <w:p>
       <w:r>
-        <w:t>1. Access to services is prioritized using a documented clinical-urgency criterion — «the hospital's own three-tier Emergency / Urgent / Routine criterion, or an adopted external scale such as the Emergency Severity Index (ESI)» — applied by the treating clinician or triage staff.</w:t>
+        <w:t>Access to services is prioritized using a documented clinical-urgency criterion -- the hospital's own three-tier Emergency / Urgent / Routine criterion, or an adopted external scale such as the Emergency Severity Index (ESI) -- applied by the treating clinician or triage staff.</w:t>
       </w:r>
     </w:p>
     <w:p>
       <w:r>
-        <w:t>2. The prioritization decision and its clinical basis are recorded for emergency and urgent cases.</w:t>
+        <w:t>The prioritization decision and its clinical basis are recorded for emergency and urgent cases.</w:t>
       </w:r>
     </w:p>
     <w:p>
       <w:r>
-        <w:t>3. The prioritization criterion itself is reviewed at least annually to confirm it is still being applied consistently. (Record 2)</w:t>
-      </w:r>
-    </w:p>
-    <w:p>
-      <w:r>
-        <w:rPr>
-          <w:b/>
-          <w:i/>
-        </w:rPr>
-        <w:t xml:space="preserve">Technical source(s) for these steps: </w:t>
-      </w:r>
-    </w:p>
-    <w:p>
-      <w:pPr>
-        <w:pStyle w:val="ListParagraph"/>
-        <w:spacing w:after="240" w:before="80"/>
-        <w:contextualSpacing w:val="0"/>
-      </w:pPr>
-      <w:r>
-        <w:t xml:space="preserve">• Agency for Healthcare Research and Quality. (2012). </w:t>
-      </w:r>
-      <w:hyperlink r:id="rId9">
-        <w:r>
-          <w:rPr>
-            <w:color w:val="0563C1"/>
-            <w:u w:val="single"/>
-          </w:rPr>
-          <w:t>Emergency Severity Index (ESI): A Triage Tool for Emergency Department Care, Version 4, Implementation Handbook (AHRQ Pub. No. 12-0014)</w:t>
-        </w:r>
-      </w:hyperlink>
-      <w:r>
-        <w:t>. A five-level triage scale offered as an adoptable external benchmark for clinical-urgency categorisation; NABH does not itself mandate a specific triage scale.</w:t>
+        <w:t>The prioritization criterion itself is reviewed at least annually to confirm it is still being applied consistently.</w:t>
       </w:r>
     </w:p>
     <w:p>
@@ -395,7 +373,7 @@
         <w:pStyle w:val="Heading1"/>
       </w:pPr>
       <w:r>
-        <w:t>6. Related Documents</w:t>
+        <w:t>6. Related SOPs</w:t>
       </w:r>
     </w:p>
     <w:p>
@@ -403,7 +381,62 @@
         <w:pStyle w:val="ListParagraph"/>
       </w:pPr>
       <w:r>
-        <w:t>Policy on Access, Registration, Admission and Continuity of Care (AAC.2) — this SOP operationalises steps 5.4 and 5.5</w:t>
+        <w:t>Policy on Access, Registration, Admission and Continuity of Care (AAC.2)</w:t>
+      </w:r>
+    </w:p>
+    <w:p>
+      <w:pPr>
+        <w:pStyle w:val="Heading1"/>
+      </w:pPr>
+      <w:r>
+        <w:t>7. Review</w:t>
+      </w:r>
+    </w:p>
+    <w:p>
+      <w:r>
+        <w:t>This SOP is reviewed at least annually by the Quality Coordinator together with the Medical Superintendent, and sooner after any bed-non-availability event that was not handled per protocol.</w:t>
+      </w:r>
+    </w:p>
+    <w:p>
+      <w:r>
+        <w:br w:type="page"/>
+      </w:r>
+    </w:p>
+    <w:p>
+      <w:pPr>
+        <w:pStyle w:val="Heading1"/>
+      </w:pPr>
+      <w:r>
+        <w:t>Appendix — NABH Standard Cross-Reference and Evidence Basis</w:t>
+      </w:r>
+    </w:p>
+    <w:p>
+      <w:r>
+        <w:t>For the Quality Coordinator and NABH assessment use only. The reasoning and real-world triggers for each requirement are already in the body above -- this appendix adds only what the body deliberately leaves out: the exact objective-element code, how this SOP's scope is kept separate from neighbouring standards, and the verified technical source for anything cited.</w:t>
+      </w:r>
+    </w:p>
+    <w:p>
+      <w:pPr>
+        <w:pStyle w:val="Heading2"/>
+      </w:pPr>
+      <w:r>
+        <w:t>Manage bed non-availability, including when the first alternative fails — AAC.2.d</w:t>
+      </w:r>
+    </w:p>
+    <w:p>
+      <w:pPr>
+        <w:pStyle w:val="Heading2"/>
+      </w:pPr>
+      <w:r>
+        <w:t>Prioritize access by clinical need — AAC.2.e</w:t>
+      </w:r>
+    </w:p>
+    <w:p>
+      <w:r>
+        <w:rPr>
+          <w:i/>
+        </w:rPr>
+        <w:t>Verified source(s):</w:t>
       </w:r>
     </w:p>
     <w:p>
@@ -411,25 +444,41 @@
         <w:pStyle w:val="ListParagraph"/>
       </w:pPr>
       <w:r>
-        <w:t>Required Records — AAC.2.d, AAC.2.e (see AAC.2 Records folder)</w:t>
+        <w:t xml:space="preserve">• </w:t>
+      </w:r>
+      <w:r>
+        <w:t xml:space="preserve">Agency for Healthcare Research and Quality. (2012). </w:t>
+      </w:r>
+      <w:hyperlink r:id="rId9">
+        <w:r>
+          <w:rPr>
+            <w:color w:val="0563C1"/>
+            <w:u w:val="single"/>
+          </w:rPr>
+          <w:t>Emergency Severity Index (ESI): A Triage Tool for Emergency Department Care, Version 4, Implementation Handbook</w:t>
+        </w:r>
+      </w:hyperlink>
+      <w:r>
+        <w:t xml:space="preserve"> (AHRQ Pub. No. 12-0014). A five-level triage scale offered as an adoptable external benchmark for clinical-urgency categorisation; NABH does not itself mandate a specific triage scale.</w:t>
       </w:r>
     </w:p>
     <w:p>
       <w:pPr>
-        <w:pStyle w:val="Heading1"/>
+        <w:pStyle w:val="Heading2"/>
       </w:pPr>
       <w:r>
-        <w:t>7. Where This SOP's Requirements Come From (Verified Sources)</w:t>
+        <w:t>Full reference list</w:t>
       </w:r>
     </w:p>
     <w:p>
       <w:pPr>
         <w:pStyle w:val="ListParagraph"/>
-        <w:spacing w:after="240" w:before="80"/>
-        <w:contextualSpacing w:val="0"/>
       </w:pPr>
       <w:r>
-        <w:t xml:space="preserve">• National Accreditation Board for Hospitals and Healthcare Providers. (2022). Standards for Small Healthcare Organisations (3rd ed.). </w:t>
+        <w:t xml:space="preserve">• </w:t>
+      </w:r>
+      <w:r>
+        <w:t xml:space="preserve">National Accreditation Board for Hospitals and Healthcare Providers. (2022). Standards for Small Healthcare Organisations (3rd ed.). </w:t>
       </w:r>
       <w:hyperlink r:id="rId10">
         <w:r>
@@ -446,15 +495,25 @@
     </w:p>
     <w:p>
       <w:pPr>
-        <w:pStyle w:val="Heading1"/>
+        <w:pStyle w:val="ListParagraph"/>
       </w:pPr>
       <w:r>
-        <w:t>8. Review</w:t>
+        <w:t xml:space="preserve">• </w:t>
       </w:r>
-    </w:p>
-    <w:p>
       <w:r>
-        <w:t>This SOP is reviewed at least annually by the Quality Coordinator together with the Medical Superintendent, and sooner after any bed-non-availability event that was not handled per protocol.</w:t>
+        <w:t xml:space="preserve">Agency for Healthcare Research and Quality. (2012). </w:t>
+      </w:r>
+      <w:hyperlink r:id="rId9">
+        <w:r>
+          <w:rPr>
+            <w:color w:val="0563C1"/>
+            <w:u w:val="single"/>
+          </w:rPr>
+          <w:t>Emergency Severity Index (ESI): A Triage Tool for Emergency Department Care, Version 4, Implementation Handbook</w:t>
+        </w:r>
+      </w:hyperlink>
+      <w:r>
+        <w:t xml:space="preserve"> (AHRQ Pub. No. 12-0014). A five-level triage scale offered as an adoptable external benchmark for clinical-urgency categorisation; NABH does not itself mandate a specific triage scale.</w:t>
       </w:r>
     </w:p>
     <w:sectPr>

--- a/policies/build/sop_record_masters/AAC/SOP_AAC.2.d_e_bed_availability_and_prioritization.docx
+++ b/policies/build/sop_record_masters/AAC/SOP_AAC.2.d_e_bed_availability_and_prioritization.docx
@@ -208,12 +208,6 @@
     </w:p>
     <w:p>
       <w:r>
-        <w:rPr>
-          <w:i/>
-        </w:rPr>
-        <w:t xml:space="preserve">Why: </w:t>
-      </w:r>
-      <w:r>
         <w:t>so the admission desk and every clinician making a prioritization call use the same documented criteria, not individual judgement alone.</w:t>
       </w:r>
     </w:p>
@@ -231,12 +225,6 @@
       </w:r>
     </w:p>
     <w:p>
-      <w:r>
-        <w:rPr>
-          <w:i/>
-        </w:rPr>
-        <w:t xml:space="preserve">Why: </w:t>
-      </w:r>
       <w:r>
         <w:t>a bed-shortage decision made without a documented protocol, or an urgency call made without a named criterion, cannot be reviewed or defended later.</w:t>
       </w:r>
@@ -292,12 +280,6 @@
     </w:p>
     <w:p>
       <w:r>
-        <w:rPr>
-          <w:i/>
-        </w:rPr>
-        <w:t xml:space="preserve">Why: </w:t>
-      </w:r>
-      <w:r>
         <w:t>A patient turned away or diverted with no documented protocol is a decision made case-by-case under pressure -- a written protocol, including what happens if the first option doesn't work either, is what makes the response consistent and defensible.</w:t>
       </w:r>
     </w:p>
@@ -330,12 +312,6 @@
       </w:r>
     </w:p>
     <w:p>
-      <w:r>
-        <w:rPr>
-          <w:i/>
-        </w:rPr>
-        <w:t xml:space="preserve">Why: </w:t>
-      </w:r>
       <w:r>
         <w:t>First-come-first-served breaks down the moment a genuinely urgent patient arrives behind a routine one -- clinical urgency, assessed against a named criterion rather than individual judgement alone, is the standard this requirement sets.</w:t>
       </w:r>
